--- a/ENERGYSOUCE.java.docx
+++ b/ENERGYSOUCE.java.docx
@@ -97,10 +97,10 @@
     <w:p>
       <w:r>
         <w:drawing>
-          <wp:inline distT="0" distB="0" distL="0" distR="0" wp14:anchorId="51A78CA1" wp14:editId="23CAF0B4">
-            <wp:extent cx="4133850" cy="7230110"/>
-            <wp:effectExtent l="0" t="0" r="0" b="8890"/>
-            <wp:docPr id="1" name="Picture 1"/>
+          <wp:inline distT="0" distB="0" distL="0" distR="0" wp14:anchorId="3C297AEA" wp14:editId="1E5D3369">
+            <wp:extent cx="5172797" cy="6201640"/>
+            <wp:effectExtent l="0" t="0" r="8890" b="8890"/>
+            <wp:docPr id="4" name="Picture 4"/>
             <wp:cNvGraphicFramePr>
               <a:graphicFrameLocks xmlns:a="http://schemas.openxmlformats.org/drawingml/2006/main" noChangeAspect="1"/>
             </wp:cNvGraphicFramePr>
@@ -120,7 +120,7 @@
                   <pic:spPr>
                     <a:xfrm>
                       <a:off x="0" y="0"/>
-                      <a:ext cx="4141179" cy="7242928"/>
+                      <a:ext cx="5172797" cy="6201640"/>
                     </a:xfrm>
                     <a:prstGeom prst="rect">
                       <a:avLst/>
@@ -137,10 +137,10 @@
       <w:r>
         <w:lastRenderedPageBreak/>
         <w:drawing>
-          <wp:inline distT="0" distB="0" distL="0" distR="0" wp14:anchorId="1BECCAE6" wp14:editId="6630A142">
-            <wp:extent cx="4134427" cy="1409897"/>
-            <wp:effectExtent l="0" t="0" r="0" b="0"/>
-            <wp:docPr id="2" name="Picture 2"/>
+          <wp:inline distT="0" distB="0" distL="0" distR="0" wp14:anchorId="05FAF25E" wp14:editId="0730AE4F">
+            <wp:extent cx="4239217" cy="2781688"/>
+            <wp:effectExtent l="0" t="0" r="9525" b="0"/>
+            <wp:docPr id="1" name="Picture 1"/>
             <wp:cNvGraphicFramePr>
               <a:graphicFrameLocks xmlns:a="http://schemas.openxmlformats.org/drawingml/2006/main" noChangeAspect="1"/>
             </wp:cNvGraphicFramePr>
@@ -160,7 +160,7 @@
                   <pic:spPr>
                     <a:xfrm>
                       <a:off x="0" y="0"/>
-                      <a:ext cx="4134427" cy="1409897"/>
+                      <a:ext cx="4239217" cy="2781688"/>
                     </a:xfrm>
                     <a:prstGeom prst="rect">
                       <a:avLst/>
@@ -203,24 +203,16 @@
           <w:bCs/>
         </w:rPr>
       </w:pPr>
-    </w:p>
-    <w:p>
-      <w:pPr>
+      <w:r>
         <w:rPr>
           <w:b/>
           <w:bCs/>
         </w:rPr>
-      </w:pPr>
-      <w:r>
-        <w:rPr>
-          <w:b/>
-          <w:bCs/>
-        </w:rPr>
         <w:drawing>
-          <wp:inline distT="0" distB="0" distL="0" distR="0" wp14:anchorId="1D37C970" wp14:editId="7E9764BA">
-            <wp:extent cx="5731510" cy="2313940"/>
-            <wp:effectExtent l="0" t="0" r="2540" b="0"/>
-            <wp:docPr id="3" name="Picture 3"/>
+          <wp:inline distT="0" distB="0" distL="0" distR="0" wp14:anchorId="43144207" wp14:editId="5533AD7A">
+            <wp:extent cx="5731510" cy="2508250"/>
+            <wp:effectExtent l="0" t="0" r="2540" b="6350"/>
+            <wp:docPr id="5" name="Picture 5"/>
             <wp:cNvGraphicFramePr>
               <a:graphicFrameLocks xmlns:a="http://schemas.openxmlformats.org/drawingml/2006/main" noChangeAspect="1"/>
             </wp:cNvGraphicFramePr>
@@ -240,7 +232,7 @@
                   <pic:spPr>
                     <a:xfrm>
                       <a:off x="0" y="0"/>
-                      <a:ext cx="5731510" cy="2313940"/>
+                      <a:ext cx="5731510" cy="2508250"/>
                     </a:xfrm>
                     <a:prstGeom prst="rect">
                       <a:avLst/>
@@ -252,6 +244,14 @@
           </wp:inline>
         </w:drawing>
       </w:r>
+    </w:p>
+    <w:p>
+      <w:pPr>
+        <w:rPr>
+          <w:b/>
+          <w:bCs/>
+        </w:rPr>
+      </w:pPr>
     </w:p>
     <w:sectPr>
       <w:pgSz w:w="11906" w:h="16838"/>
